--- a/docs/IMAGE_PROCESSING_REPORT.docx
+++ b/docs/IMAGE_PROCESSING_REPORT.docx
@@ -1977,6 +1977,200 @@
           </w:p>
         </w:tc>
       </w:tr>
+      <w:tr>
+        <w:tc>
+          <w:tcPr>
+            <w:tcW w:type="dxa" w:w="1296"/>
+            <w:tcMar>
+              <w:top w:w="80" w:type="dxa"/>
+              <w:bottom w:w="80" w:type="dxa"/>
+              <w:left w:w="100" w:type="dxa"/>
+              <w:right w:w="100" w:type="dxa"/>
+            </w:tcMar>
+            <w:shd w:fill="F7F9FB"/>
+          </w:tcPr>
+          <w:p>
+            <w:pPr>
+              <w:spacing w:line="276" w:lineRule="auto"/>
+            </w:pPr>
+            <w:r>
+              <w:rPr>
+                <w:rFonts w:ascii="Cordia New" w:hAnsi="Cordia New"/>
+                <w:b/>
+                <w:sz w:val="26"/>
+              </w:rPr>
+              <w:t>POST</w:t>
+            </w:r>
+          </w:p>
+        </w:tc>
+        <w:tc>
+          <w:tcPr>
+            <w:tcW w:type="dxa" w:w="3168"/>
+            <w:tcMar>
+              <w:top w:w="80" w:type="dxa"/>
+              <w:bottom w:w="80" w:type="dxa"/>
+              <w:left w:w="100" w:type="dxa"/>
+              <w:right w:w="100" w:type="dxa"/>
+            </w:tcMar>
+            <w:shd w:fill="F7F9FB"/>
+          </w:tcPr>
+          <w:p>
+            <w:pPr>
+              <w:spacing w:line="276" w:lineRule="auto"/>
+            </w:pPr>
+            <w:r>
+              <w:rPr>
+                <w:rFonts w:ascii="Cordia New" w:hAnsi="Cordia New"/>
+                <w:sz w:val="26"/>
+              </w:rPr>
+              <w:t>/api/v1/process/cartoonize</w:t>
+            </w:r>
+          </w:p>
+        </w:tc>
+        <w:tc>
+          <w:tcPr>
+            <w:tcW w:type="dxa" w:w="2592"/>
+            <w:tcMar>
+              <w:top w:w="80" w:type="dxa"/>
+              <w:bottom w:w="80" w:type="dxa"/>
+              <w:left w:w="100" w:type="dxa"/>
+              <w:right w:w="100" w:type="dxa"/>
+            </w:tcMar>
+            <w:shd w:fill="F7F9FB"/>
+          </w:tcPr>
+          <w:p>
+            <w:pPr>
+              <w:spacing w:line="276" w:lineRule="auto"/>
+            </w:pPr>
+            <w:r>
+              <w:rPr>
+                <w:rFonts w:ascii="Cordia New" w:hAnsi="Cordia New"/>
+                <w:sz w:val="26"/>
+              </w:rPr>
+              <w:t>image, num_colors, line_thickness, smoothness</w:t>
+            </w:r>
+          </w:p>
+        </w:tc>
+        <w:tc>
+          <w:tcPr>
+            <w:tcW w:type="dxa" w:w="2304"/>
+            <w:tcMar>
+              <w:top w:w="80" w:type="dxa"/>
+              <w:bottom w:w="80" w:type="dxa"/>
+              <w:left w:w="100" w:type="dxa"/>
+              <w:right w:w="100" w:type="dxa"/>
+            </w:tcMar>
+            <w:shd w:fill="F7F9FB"/>
+          </w:tcPr>
+          <w:p>
+            <w:pPr>
+              <w:spacing w:line="276" w:lineRule="auto"/>
+            </w:pPr>
+            <w:r>
+              <w:rPr>
+                <w:rFonts w:ascii="Cordia New" w:hAnsi="Cordia New"/>
+                <w:sz w:val="26"/>
+              </w:rPr>
+              <w:t>สตรีมภาพ PNG สไตล์การ์ตูน/อนิเมะ</w:t>
+            </w:r>
+          </w:p>
+        </w:tc>
+      </w:tr>
+      <w:tr>
+        <w:tc>
+          <w:tcPr>
+            <w:tcW w:type="dxa" w:w="1296"/>
+            <w:tcMar>
+              <w:top w:w="80" w:type="dxa"/>
+              <w:bottom w:w="80" w:type="dxa"/>
+              <w:left w:w="100" w:type="dxa"/>
+              <w:right w:w="100" w:type="dxa"/>
+            </w:tcMar>
+          </w:tcPr>
+          <w:p>
+            <w:pPr>
+              <w:spacing w:line="276" w:lineRule="auto"/>
+            </w:pPr>
+            <w:r>
+              <w:rPr>
+                <w:rFonts w:ascii="Cordia New" w:hAnsi="Cordia New"/>
+                <w:b/>
+                <w:sz w:val="26"/>
+              </w:rPr>
+              <w:t>POST</w:t>
+            </w:r>
+          </w:p>
+        </w:tc>
+        <w:tc>
+          <w:tcPr>
+            <w:tcW w:type="dxa" w:w="3168"/>
+            <w:tcMar>
+              <w:top w:w="80" w:type="dxa"/>
+              <w:bottom w:w="80" w:type="dxa"/>
+              <w:left w:w="100" w:type="dxa"/>
+              <w:right w:w="100" w:type="dxa"/>
+            </w:tcMar>
+          </w:tcPr>
+          <w:p>
+            <w:pPr>
+              <w:spacing w:line="276" w:lineRule="auto"/>
+            </w:pPr>
+            <w:r>
+              <w:rPr>
+                <w:rFonts w:ascii="Cordia New" w:hAnsi="Cordia New"/>
+                <w:sz w:val="26"/>
+              </w:rPr>
+              <w:t>/api/v1/process/cartoonize/:id</w:t>
+            </w:r>
+          </w:p>
+        </w:tc>
+        <w:tc>
+          <w:tcPr>
+            <w:tcW w:type="dxa" w:w="2592"/>
+            <w:tcMar>
+              <w:top w:w="80" w:type="dxa"/>
+              <w:bottom w:w="80" w:type="dxa"/>
+              <w:left w:w="100" w:type="dxa"/>
+              <w:right w:w="100" w:type="dxa"/>
+            </w:tcMar>
+          </w:tcPr>
+          <w:p>
+            <w:pPr>
+              <w:spacing w:line="276" w:lineRule="auto"/>
+            </w:pPr>
+            <w:r>
+              <w:rPr>
+                <w:rFonts w:ascii="Cordia New" w:hAnsi="Cordia New"/>
+                <w:sz w:val="26"/>
+              </w:rPr>
+              <w:t>num_colors, line_thickness, smoothness</w:t>
+            </w:r>
+          </w:p>
+        </w:tc>
+        <w:tc>
+          <w:tcPr>
+            <w:tcW w:type="dxa" w:w="2304"/>
+            <w:tcMar>
+              <w:top w:w="80" w:type="dxa"/>
+              <w:bottom w:w="80" w:type="dxa"/>
+              <w:left w:w="100" w:type="dxa"/>
+              <w:right w:w="100" w:type="dxa"/>
+            </w:tcMar>
+          </w:tcPr>
+          <w:p>
+            <w:pPr>
+              <w:spacing w:line="276" w:lineRule="auto"/>
+            </w:pPr>
+            <w:r>
+              <w:rPr>
+                <w:rFonts w:ascii="Cordia New" w:hAnsi="Cordia New"/>
+                <w:sz w:val="26"/>
+              </w:rPr>
+              <w:t>JSON ข้อมูลภาพการ์ตูนที่บันทึกใหม่ในประวัติ</w:t>
+            </w:r>
+          </w:p>
+        </w:tc>
+      </w:tr>
     </w:tbl>
     <w:p/>
     <w:p>

--- a/docs/IMAGE_PROCESSING_REPORT.docx
+++ b/docs/IMAGE_PROCESSING_REPORT.docx
@@ -334,7 +334,7 @@
                 <w:b/>
                 <w:sz w:val="26"/>
               </w:rPr>
-              <w:t>routes.py</w:t>
+              <w:t>cartoonize.py</w:t>
             </w:r>
           </w:p>
         </w:tc>
@@ -358,7 +358,156 @@
                 <w:rFonts w:ascii="Cordia New" w:hAnsi="Cordia New"/>
                 <w:sz w:val="26"/>
               </w:rPr>
-              <w:t>จุดรับคำขอ API (process_bp) ภายใต้ Prefix /api/v1/process/* และตรวจสอบสิทธิ์/ความถูกต้องของไฟล์</w:t>
+              <w:t>แปลงภาพเป็นสไตล์การ์ตูน/อนิเมะด้วย Bilateral Filter, Color Quantization (K-Means), และ Adaptive Thresholding</w:t>
+            </w:r>
+          </w:p>
+        </w:tc>
+      </w:tr>
+      <w:tr>
+        <w:tc>
+          <w:tcPr>
+            <w:tcW w:type="dxa" w:w="2592"/>
+            <w:tcMar>
+              <w:top w:w="80" w:type="dxa"/>
+              <w:bottom w:w="80" w:type="dxa"/>
+              <w:left w:w="100" w:type="dxa"/>
+              <w:right w:w="100" w:type="dxa"/>
+            </w:tcMar>
+          </w:tcPr>
+          <w:p>
+            <w:pPr>
+              <w:spacing w:line="276" w:lineRule="auto"/>
+            </w:pPr>
+            <w:r>
+              <w:rPr>
+                <w:rFonts w:ascii="Cordia New" w:hAnsi="Cordia New"/>
+                <w:b/>
+                <w:sz w:val="26"/>
+              </w:rPr>
+              <w:t>tilt_shift.py</w:t>
+            </w:r>
+          </w:p>
+        </w:tc>
+        <w:tc>
+          <w:tcPr>
+            <w:tcW w:type="dxa" w:w="6768"/>
+            <w:tcMar>
+              <w:top w:w="80" w:type="dxa"/>
+              <w:bottom w:w="80" w:type="dxa"/>
+              <w:left w:w="100" w:type="dxa"/>
+              <w:right w:w="100" w:type="dxa"/>
+            </w:tcMar>
+          </w:tcPr>
+          <w:p>
+            <w:pPr>
+              <w:spacing w:line="276" w:lineRule="auto"/>
+            </w:pPr>
+            <w:r>
+              <w:rPr>
+                <w:rFonts w:ascii="Cordia New" w:hAnsi="Cordia New"/>
+                <w:sz w:val="26"/>
+              </w:rPr>
+              <w:t>สร้างเอฟเฟกต์ภาพจำลองย่อส่วน (Miniature Effect) ด้วย Linear Gradient Blur และเร่งสี Saturation</w:t>
+            </w:r>
+          </w:p>
+        </w:tc>
+      </w:tr>
+      <w:tr>
+        <w:tc>
+          <w:tcPr>
+            <w:tcW w:type="dxa" w:w="2592"/>
+            <w:tcMar>
+              <w:top w:w="80" w:type="dxa"/>
+              <w:bottom w:w="80" w:type="dxa"/>
+              <w:left w:w="100" w:type="dxa"/>
+              <w:right w:w="100" w:type="dxa"/>
+            </w:tcMar>
+            <w:shd w:fill="F7F9FB"/>
+          </w:tcPr>
+          <w:p>
+            <w:pPr>
+              <w:spacing w:line="276" w:lineRule="auto"/>
+            </w:pPr>
+            <w:r>
+              <w:rPr>
+                <w:rFonts w:ascii="Cordia New" w:hAnsi="Cordia New"/>
+                <w:b/>
+                <w:sz w:val="26"/>
+              </w:rPr>
+              <w:t>hdr.py</w:t>
+            </w:r>
+          </w:p>
+        </w:tc>
+        <w:tc>
+          <w:tcPr>
+            <w:tcW w:type="dxa" w:w="6768"/>
+            <w:tcMar>
+              <w:top w:w="80" w:type="dxa"/>
+              <w:bottom w:w="80" w:type="dxa"/>
+              <w:left w:w="100" w:type="dxa"/>
+              <w:right w:w="100" w:type="dxa"/>
+            </w:tcMar>
+            <w:shd w:fill="F7F9FB"/>
+          </w:tcPr>
+          <w:p>
+            <w:pPr>
+              <w:spacing w:line="276" w:lineRule="auto"/>
+            </w:pPr>
+            <w:r>
+              <w:rPr>
+                <w:rFonts w:ascii="Cordia New" w:hAnsi="Cordia New"/>
+                <w:sz w:val="26"/>
+              </w:rPr>
+              <w:t>ดึงมิติและรายละเอียดแสงเงาของภาพด้วย CLAHE (Contrast Limited Adaptive Histogram Equalization) และ Unsharp Masking</w:t>
+            </w:r>
+          </w:p>
+        </w:tc>
+      </w:tr>
+      <w:tr>
+        <w:tc>
+          <w:tcPr>
+            <w:tcW w:type="dxa" w:w="2592"/>
+            <w:tcMar>
+              <w:top w:w="80" w:type="dxa"/>
+              <w:bottom w:w="80" w:type="dxa"/>
+              <w:left w:w="100" w:type="dxa"/>
+              <w:right w:w="100" w:type="dxa"/>
+            </w:tcMar>
+          </w:tcPr>
+          <w:p>
+            <w:pPr>
+              <w:spacing w:line="276" w:lineRule="auto"/>
+            </w:pPr>
+            <w:r>
+              <w:rPr>
+                <w:rFonts w:ascii="Cordia New" w:hAnsi="Cordia New"/>
+                <w:b/>
+                <w:sz w:val="26"/>
+              </w:rPr>
+              <w:t>app/routes/process.py</w:t>
+            </w:r>
+          </w:p>
+        </w:tc>
+        <w:tc>
+          <w:tcPr>
+            <w:tcW w:type="dxa" w:w="6768"/>
+            <w:tcMar>
+              <w:top w:w="80" w:type="dxa"/>
+              <w:bottom w:w="80" w:type="dxa"/>
+              <w:left w:w="100" w:type="dxa"/>
+              <w:right w:w="100" w:type="dxa"/>
+            </w:tcMar>
+          </w:tcPr>
+          <w:p>
+            <w:pPr>
+              <w:spacing w:line="276" w:lineRule="auto"/>
+            </w:pPr>
+            <w:r>
+              <w:rPr>
+                <w:rFonts w:ascii="Cordia New" w:hAnsi="Cordia New"/>
+                <w:sz w:val="26"/>
+              </w:rPr>
+              <w:t>ศูนย์กลางรับคำขอ API (process_bp) ภายใต้ Prefix /api/v1/process/* และตรวจสอบสิทธิ์/ความถูกต้องของไฟล์</w:t>
             </w:r>
           </w:p>
         </w:tc>
@@ -1635,6 +1784,394 @@
                 <w:rFonts w:ascii="Cordia New" w:hAnsi="Cordia New"/>
                 <w:sz w:val="26"/>
               </w:rPr>
+              <w:t>/api/v1/process/cartoonize</w:t>
+            </w:r>
+          </w:p>
+        </w:tc>
+        <w:tc>
+          <w:tcPr>
+            <w:tcW w:type="dxa" w:w="2592"/>
+            <w:tcMar>
+              <w:top w:w="80" w:type="dxa"/>
+              <w:bottom w:w="80" w:type="dxa"/>
+              <w:left w:w="100" w:type="dxa"/>
+              <w:right w:w="100" w:type="dxa"/>
+            </w:tcMar>
+            <w:shd w:fill="F7F9FB"/>
+          </w:tcPr>
+          <w:p>
+            <w:pPr>
+              <w:spacing w:line="276" w:lineRule="auto"/>
+            </w:pPr>
+            <w:r>
+              <w:rPr>
+                <w:rFonts w:ascii="Cordia New" w:hAnsi="Cordia New"/>
+                <w:sz w:val="26"/>
+              </w:rPr>
+              <w:t>image, num_colors, line_thickness, smoothness</w:t>
+            </w:r>
+          </w:p>
+        </w:tc>
+        <w:tc>
+          <w:tcPr>
+            <w:tcW w:type="dxa" w:w="2304"/>
+            <w:tcMar>
+              <w:top w:w="80" w:type="dxa"/>
+              <w:bottom w:w="80" w:type="dxa"/>
+              <w:left w:w="100" w:type="dxa"/>
+              <w:right w:w="100" w:type="dxa"/>
+            </w:tcMar>
+            <w:shd w:fill="F7F9FB"/>
+          </w:tcPr>
+          <w:p>
+            <w:pPr>
+              <w:spacing w:line="276" w:lineRule="auto"/>
+            </w:pPr>
+            <w:r>
+              <w:rPr>
+                <w:rFonts w:ascii="Cordia New" w:hAnsi="Cordia New"/>
+                <w:sz w:val="26"/>
+              </w:rPr>
+              <w:t>สตรีมภาพ PNG สไตล์การ์ตูน/อนิเมะ</w:t>
+            </w:r>
+          </w:p>
+        </w:tc>
+      </w:tr>
+      <w:tr>
+        <w:tc>
+          <w:tcPr>
+            <w:tcW w:type="dxa" w:w="1296"/>
+            <w:tcMar>
+              <w:top w:w="80" w:type="dxa"/>
+              <w:bottom w:w="80" w:type="dxa"/>
+              <w:left w:w="100" w:type="dxa"/>
+              <w:right w:w="100" w:type="dxa"/>
+            </w:tcMar>
+          </w:tcPr>
+          <w:p>
+            <w:pPr>
+              <w:spacing w:line="276" w:lineRule="auto"/>
+            </w:pPr>
+            <w:r>
+              <w:rPr>
+                <w:rFonts w:ascii="Cordia New" w:hAnsi="Cordia New"/>
+                <w:b/>
+                <w:sz w:val="26"/>
+              </w:rPr>
+              <w:t>POST</w:t>
+            </w:r>
+          </w:p>
+        </w:tc>
+        <w:tc>
+          <w:tcPr>
+            <w:tcW w:type="dxa" w:w="3168"/>
+            <w:tcMar>
+              <w:top w:w="80" w:type="dxa"/>
+              <w:bottom w:w="80" w:type="dxa"/>
+              <w:left w:w="100" w:type="dxa"/>
+              <w:right w:w="100" w:type="dxa"/>
+            </w:tcMar>
+          </w:tcPr>
+          <w:p>
+            <w:pPr>
+              <w:spacing w:line="276" w:lineRule="auto"/>
+            </w:pPr>
+            <w:r>
+              <w:rPr>
+                <w:rFonts w:ascii="Cordia New" w:hAnsi="Cordia New"/>
+                <w:sz w:val="26"/>
+              </w:rPr>
+              <w:t>/api/v1/process/cartoonize/:id</w:t>
+            </w:r>
+          </w:p>
+        </w:tc>
+        <w:tc>
+          <w:tcPr>
+            <w:tcW w:type="dxa" w:w="2592"/>
+            <w:tcMar>
+              <w:top w:w="80" w:type="dxa"/>
+              <w:bottom w:w="80" w:type="dxa"/>
+              <w:left w:w="100" w:type="dxa"/>
+              <w:right w:w="100" w:type="dxa"/>
+            </w:tcMar>
+          </w:tcPr>
+          <w:p>
+            <w:pPr>
+              <w:spacing w:line="276" w:lineRule="auto"/>
+            </w:pPr>
+            <w:r>
+              <w:rPr>
+                <w:rFonts w:ascii="Cordia New" w:hAnsi="Cordia New"/>
+                <w:sz w:val="26"/>
+              </w:rPr>
+              <w:t>num_colors, line_thickness, smoothness</w:t>
+            </w:r>
+          </w:p>
+        </w:tc>
+        <w:tc>
+          <w:tcPr>
+            <w:tcW w:type="dxa" w:w="2304"/>
+            <w:tcMar>
+              <w:top w:w="80" w:type="dxa"/>
+              <w:bottom w:w="80" w:type="dxa"/>
+              <w:left w:w="100" w:type="dxa"/>
+              <w:right w:w="100" w:type="dxa"/>
+            </w:tcMar>
+          </w:tcPr>
+          <w:p>
+            <w:pPr>
+              <w:spacing w:line="276" w:lineRule="auto"/>
+            </w:pPr>
+            <w:r>
+              <w:rPr>
+                <w:rFonts w:ascii="Cordia New" w:hAnsi="Cordia New"/>
+                <w:sz w:val="26"/>
+              </w:rPr>
+              <w:t>JSON ข้อมูลภาพการ์ตูนที่บันทึกใหม่ในประวัติ</w:t>
+            </w:r>
+          </w:p>
+        </w:tc>
+      </w:tr>
+      <w:tr>
+        <w:tc>
+          <w:tcPr>
+            <w:tcW w:type="dxa" w:w="1296"/>
+            <w:tcMar>
+              <w:top w:w="80" w:type="dxa"/>
+              <w:bottom w:w="80" w:type="dxa"/>
+              <w:left w:w="100" w:type="dxa"/>
+              <w:right w:w="100" w:type="dxa"/>
+            </w:tcMar>
+            <w:shd w:fill="F7F9FB"/>
+          </w:tcPr>
+          <w:p>
+            <w:pPr>
+              <w:spacing w:line="276" w:lineRule="auto"/>
+            </w:pPr>
+            <w:r>
+              <w:rPr>
+                <w:rFonts w:ascii="Cordia New" w:hAnsi="Cordia New"/>
+                <w:b/>
+                <w:sz w:val="26"/>
+              </w:rPr>
+              <w:t>POST</w:t>
+            </w:r>
+          </w:p>
+        </w:tc>
+        <w:tc>
+          <w:tcPr>
+            <w:tcW w:type="dxa" w:w="3168"/>
+            <w:tcMar>
+              <w:top w:w="80" w:type="dxa"/>
+              <w:bottom w:w="80" w:type="dxa"/>
+              <w:left w:w="100" w:type="dxa"/>
+              <w:right w:w="100" w:type="dxa"/>
+            </w:tcMar>
+            <w:shd w:fill="F7F9FB"/>
+          </w:tcPr>
+          <w:p>
+            <w:pPr>
+              <w:spacing w:line="276" w:lineRule="auto"/>
+            </w:pPr>
+            <w:r>
+              <w:rPr>
+                <w:rFonts w:ascii="Cordia New" w:hAnsi="Cordia New"/>
+                <w:sz w:val="26"/>
+              </w:rPr>
+              <w:t>/api/v1/process/tilt-shift</w:t>
+            </w:r>
+          </w:p>
+        </w:tc>
+        <w:tc>
+          <w:tcPr>
+            <w:tcW w:type="dxa" w:w="2592"/>
+            <w:tcMar>
+              <w:top w:w="80" w:type="dxa"/>
+              <w:bottom w:w="80" w:type="dxa"/>
+              <w:left w:w="100" w:type="dxa"/>
+              <w:right w:w="100" w:type="dxa"/>
+            </w:tcMar>
+            <w:shd w:fill="F7F9FB"/>
+          </w:tcPr>
+          <w:p>
+            <w:pPr>
+              <w:spacing w:line="276" w:lineRule="auto"/>
+            </w:pPr>
+            <w:r>
+              <w:rPr>
+                <w:rFonts w:ascii="Cordia New" w:hAnsi="Cordia New"/>
+                <w:sz w:val="26"/>
+              </w:rPr>
+              <w:t>image, focus_position, focus_width, blur_strength, saturation_boost</w:t>
+            </w:r>
+          </w:p>
+        </w:tc>
+        <w:tc>
+          <w:tcPr>
+            <w:tcW w:type="dxa" w:w="2304"/>
+            <w:tcMar>
+              <w:top w:w="80" w:type="dxa"/>
+              <w:bottom w:w="80" w:type="dxa"/>
+              <w:left w:w="100" w:type="dxa"/>
+              <w:right w:w="100" w:type="dxa"/>
+            </w:tcMar>
+            <w:shd w:fill="F7F9FB"/>
+          </w:tcPr>
+          <w:p>
+            <w:pPr>
+              <w:spacing w:line="276" w:lineRule="auto"/>
+            </w:pPr>
+            <w:r>
+              <w:rPr>
+                <w:rFonts w:ascii="Cordia New" w:hAnsi="Cordia New"/>
+                <w:sz w:val="26"/>
+              </w:rPr>
+              <w:t>สตรีมภาพ PNG เอฟเฟกต์โมเดลย่อส่วน</w:t>
+            </w:r>
+          </w:p>
+        </w:tc>
+      </w:tr>
+      <w:tr>
+        <w:tc>
+          <w:tcPr>
+            <w:tcW w:type="dxa" w:w="1296"/>
+            <w:tcMar>
+              <w:top w:w="80" w:type="dxa"/>
+              <w:bottom w:w="80" w:type="dxa"/>
+              <w:left w:w="100" w:type="dxa"/>
+              <w:right w:w="100" w:type="dxa"/>
+            </w:tcMar>
+          </w:tcPr>
+          <w:p>
+            <w:pPr>
+              <w:spacing w:line="276" w:lineRule="auto"/>
+            </w:pPr>
+            <w:r>
+              <w:rPr>
+                <w:rFonts w:ascii="Cordia New" w:hAnsi="Cordia New"/>
+                <w:b/>
+                <w:sz w:val="26"/>
+              </w:rPr>
+              <w:t>POST</w:t>
+            </w:r>
+          </w:p>
+        </w:tc>
+        <w:tc>
+          <w:tcPr>
+            <w:tcW w:type="dxa" w:w="3168"/>
+            <w:tcMar>
+              <w:top w:w="80" w:type="dxa"/>
+              <w:bottom w:w="80" w:type="dxa"/>
+              <w:left w:w="100" w:type="dxa"/>
+              <w:right w:w="100" w:type="dxa"/>
+            </w:tcMar>
+          </w:tcPr>
+          <w:p>
+            <w:pPr>
+              <w:spacing w:line="276" w:lineRule="auto"/>
+            </w:pPr>
+            <w:r>
+              <w:rPr>
+                <w:rFonts w:ascii="Cordia New" w:hAnsi="Cordia New"/>
+                <w:sz w:val="26"/>
+              </w:rPr>
+              <w:t>/api/v1/process/hdr-enhancer</w:t>
+            </w:r>
+          </w:p>
+        </w:tc>
+        <w:tc>
+          <w:tcPr>
+            <w:tcW w:type="dxa" w:w="2592"/>
+            <w:tcMar>
+              <w:top w:w="80" w:type="dxa"/>
+              <w:bottom w:w="80" w:type="dxa"/>
+              <w:left w:w="100" w:type="dxa"/>
+              <w:right w:w="100" w:type="dxa"/>
+            </w:tcMar>
+          </w:tcPr>
+          <w:p>
+            <w:pPr>
+              <w:spacing w:line="276" w:lineRule="auto"/>
+            </w:pPr>
+            <w:r>
+              <w:rPr>
+                <w:rFonts w:ascii="Cordia New" w:hAnsi="Cordia New"/>
+                <w:sz w:val="26"/>
+              </w:rPr>
+              <w:t>image, clahe_clip_limit, detail_strength, color_balance</w:t>
+            </w:r>
+          </w:p>
+        </w:tc>
+        <w:tc>
+          <w:tcPr>
+            <w:tcW w:type="dxa" w:w="2304"/>
+            <w:tcMar>
+              <w:top w:w="80" w:type="dxa"/>
+              <w:bottom w:w="80" w:type="dxa"/>
+              <w:left w:w="100" w:type="dxa"/>
+              <w:right w:w="100" w:type="dxa"/>
+            </w:tcMar>
+          </w:tcPr>
+          <w:p>
+            <w:pPr>
+              <w:spacing w:line="276" w:lineRule="auto"/>
+            </w:pPr>
+            <w:r>
+              <w:rPr>
+                <w:rFonts w:ascii="Cordia New" w:hAnsi="Cordia New"/>
+                <w:sz w:val="26"/>
+              </w:rPr>
+              <w:t>สตรีมภาพ PNG ดึงมิติแสงเงาแบบ HDR</w:t>
+            </w:r>
+          </w:p>
+        </w:tc>
+      </w:tr>
+      <w:tr>
+        <w:tc>
+          <w:tcPr>
+            <w:tcW w:type="dxa" w:w="1296"/>
+            <w:tcMar>
+              <w:top w:w="80" w:type="dxa"/>
+              <w:bottom w:w="80" w:type="dxa"/>
+              <w:left w:w="100" w:type="dxa"/>
+              <w:right w:w="100" w:type="dxa"/>
+            </w:tcMar>
+            <w:shd w:fill="F7F9FB"/>
+          </w:tcPr>
+          <w:p>
+            <w:pPr>
+              <w:spacing w:line="276" w:lineRule="auto"/>
+            </w:pPr>
+            <w:r>
+              <w:rPr>
+                <w:rFonts w:ascii="Cordia New" w:hAnsi="Cordia New"/>
+                <w:b/>
+                <w:sz w:val="26"/>
+              </w:rPr>
+              <w:t>POST</w:t>
+            </w:r>
+          </w:p>
+        </w:tc>
+        <w:tc>
+          <w:tcPr>
+            <w:tcW w:type="dxa" w:w="3168"/>
+            <w:tcMar>
+              <w:top w:w="80" w:type="dxa"/>
+              <w:bottom w:w="80" w:type="dxa"/>
+              <w:left w:w="100" w:type="dxa"/>
+              <w:right w:w="100" w:type="dxa"/>
+            </w:tcMar>
+            <w:shd w:fill="F7F9FB"/>
+          </w:tcPr>
+          <w:p>
+            <w:pPr>
+              <w:spacing w:line="276" w:lineRule="auto"/>
+            </w:pPr>
+            <w:r>
+              <w:rPr>
+                <w:rFonts w:ascii="Cordia New" w:hAnsi="Cordia New"/>
+                <w:sz w:val="26"/>
+              </w:rPr>
               <w:t>/api/v1/process/gesture</w:t>
             </w:r>
           </w:p>
@@ -1977,200 +2514,6 @@
           </w:p>
         </w:tc>
       </w:tr>
-      <w:tr>
-        <w:tc>
-          <w:tcPr>
-            <w:tcW w:type="dxa" w:w="1296"/>
-            <w:tcMar>
-              <w:top w:w="80" w:type="dxa"/>
-              <w:bottom w:w="80" w:type="dxa"/>
-              <w:left w:w="100" w:type="dxa"/>
-              <w:right w:w="100" w:type="dxa"/>
-            </w:tcMar>
-            <w:shd w:fill="F7F9FB"/>
-          </w:tcPr>
-          <w:p>
-            <w:pPr>
-              <w:spacing w:line="276" w:lineRule="auto"/>
-            </w:pPr>
-            <w:r>
-              <w:rPr>
-                <w:rFonts w:ascii="Cordia New" w:hAnsi="Cordia New"/>
-                <w:b/>
-                <w:sz w:val="26"/>
-              </w:rPr>
-              <w:t>POST</w:t>
-            </w:r>
-          </w:p>
-        </w:tc>
-        <w:tc>
-          <w:tcPr>
-            <w:tcW w:type="dxa" w:w="3168"/>
-            <w:tcMar>
-              <w:top w:w="80" w:type="dxa"/>
-              <w:bottom w:w="80" w:type="dxa"/>
-              <w:left w:w="100" w:type="dxa"/>
-              <w:right w:w="100" w:type="dxa"/>
-            </w:tcMar>
-            <w:shd w:fill="F7F9FB"/>
-          </w:tcPr>
-          <w:p>
-            <w:pPr>
-              <w:spacing w:line="276" w:lineRule="auto"/>
-            </w:pPr>
-            <w:r>
-              <w:rPr>
-                <w:rFonts w:ascii="Cordia New" w:hAnsi="Cordia New"/>
-                <w:sz w:val="26"/>
-              </w:rPr>
-              <w:t>/api/v1/process/cartoonize</w:t>
-            </w:r>
-          </w:p>
-        </w:tc>
-        <w:tc>
-          <w:tcPr>
-            <w:tcW w:type="dxa" w:w="2592"/>
-            <w:tcMar>
-              <w:top w:w="80" w:type="dxa"/>
-              <w:bottom w:w="80" w:type="dxa"/>
-              <w:left w:w="100" w:type="dxa"/>
-              <w:right w:w="100" w:type="dxa"/>
-            </w:tcMar>
-            <w:shd w:fill="F7F9FB"/>
-          </w:tcPr>
-          <w:p>
-            <w:pPr>
-              <w:spacing w:line="276" w:lineRule="auto"/>
-            </w:pPr>
-            <w:r>
-              <w:rPr>
-                <w:rFonts w:ascii="Cordia New" w:hAnsi="Cordia New"/>
-                <w:sz w:val="26"/>
-              </w:rPr>
-              <w:t>image, num_colors, line_thickness, smoothness</w:t>
-            </w:r>
-          </w:p>
-        </w:tc>
-        <w:tc>
-          <w:tcPr>
-            <w:tcW w:type="dxa" w:w="2304"/>
-            <w:tcMar>
-              <w:top w:w="80" w:type="dxa"/>
-              <w:bottom w:w="80" w:type="dxa"/>
-              <w:left w:w="100" w:type="dxa"/>
-              <w:right w:w="100" w:type="dxa"/>
-            </w:tcMar>
-            <w:shd w:fill="F7F9FB"/>
-          </w:tcPr>
-          <w:p>
-            <w:pPr>
-              <w:spacing w:line="276" w:lineRule="auto"/>
-            </w:pPr>
-            <w:r>
-              <w:rPr>
-                <w:rFonts w:ascii="Cordia New" w:hAnsi="Cordia New"/>
-                <w:sz w:val="26"/>
-              </w:rPr>
-              <w:t>สตรีมภาพ PNG สไตล์การ์ตูน/อนิเมะ</w:t>
-            </w:r>
-          </w:p>
-        </w:tc>
-      </w:tr>
-      <w:tr>
-        <w:tc>
-          <w:tcPr>
-            <w:tcW w:type="dxa" w:w="1296"/>
-            <w:tcMar>
-              <w:top w:w="80" w:type="dxa"/>
-              <w:bottom w:w="80" w:type="dxa"/>
-              <w:left w:w="100" w:type="dxa"/>
-              <w:right w:w="100" w:type="dxa"/>
-            </w:tcMar>
-          </w:tcPr>
-          <w:p>
-            <w:pPr>
-              <w:spacing w:line="276" w:lineRule="auto"/>
-            </w:pPr>
-            <w:r>
-              <w:rPr>
-                <w:rFonts w:ascii="Cordia New" w:hAnsi="Cordia New"/>
-                <w:b/>
-                <w:sz w:val="26"/>
-              </w:rPr>
-              <w:t>POST</w:t>
-            </w:r>
-          </w:p>
-        </w:tc>
-        <w:tc>
-          <w:tcPr>
-            <w:tcW w:type="dxa" w:w="3168"/>
-            <w:tcMar>
-              <w:top w:w="80" w:type="dxa"/>
-              <w:bottom w:w="80" w:type="dxa"/>
-              <w:left w:w="100" w:type="dxa"/>
-              <w:right w:w="100" w:type="dxa"/>
-            </w:tcMar>
-          </w:tcPr>
-          <w:p>
-            <w:pPr>
-              <w:spacing w:line="276" w:lineRule="auto"/>
-            </w:pPr>
-            <w:r>
-              <w:rPr>
-                <w:rFonts w:ascii="Cordia New" w:hAnsi="Cordia New"/>
-                <w:sz w:val="26"/>
-              </w:rPr>
-              <w:t>/api/v1/process/cartoonize/:id</w:t>
-            </w:r>
-          </w:p>
-        </w:tc>
-        <w:tc>
-          <w:tcPr>
-            <w:tcW w:type="dxa" w:w="2592"/>
-            <w:tcMar>
-              <w:top w:w="80" w:type="dxa"/>
-              <w:bottom w:w="80" w:type="dxa"/>
-              <w:left w:w="100" w:type="dxa"/>
-              <w:right w:w="100" w:type="dxa"/>
-            </w:tcMar>
-          </w:tcPr>
-          <w:p>
-            <w:pPr>
-              <w:spacing w:line="276" w:lineRule="auto"/>
-            </w:pPr>
-            <w:r>
-              <w:rPr>
-                <w:rFonts w:ascii="Cordia New" w:hAnsi="Cordia New"/>
-                <w:sz w:val="26"/>
-              </w:rPr>
-              <w:t>num_colors, line_thickness, smoothness</w:t>
-            </w:r>
-          </w:p>
-        </w:tc>
-        <w:tc>
-          <w:tcPr>
-            <w:tcW w:type="dxa" w:w="2304"/>
-            <w:tcMar>
-              <w:top w:w="80" w:type="dxa"/>
-              <w:bottom w:w="80" w:type="dxa"/>
-              <w:left w:w="100" w:type="dxa"/>
-              <w:right w:w="100" w:type="dxa"/>
-            </w:tcMar>
-          </w:tcPr>
-          <w:p>
-            <w:pPr>
-              <w:spacing w:line="276" w:lineRule="auto"/>
-            </w:pPr>
-            <w:r>
-              <w:rPr>
-                <w:rFonts w:ascii="Cordia New" w:hAnsi="Cordia New"/>
-                <w:sz w:val="26"/>
-              </w:rPr>
-              <w:t>JSON ข้อมูลภาพการ์ตูนที่บันทึกใหม่ในประวัติ</w:t>
-            </w:r>
-          </w:p>
-        </w:tc>
-      </w:tr>
     </w:tbl>
     <w:p/>
     <w:p>
